--- a/lesson-27.docx
+++ b/lesson-27.docx
@@ -4,28 +4,90 @@
   <w:body>
     <w:p>
       <w:pPr>
+        <w:rPr>
+          <w:lang w:val="ru-RU"/>
+        </w:rPr>
+      </w:pPr>
+      <w:r>
+        <w:rPr>
+          <w:lang w:val="ru-RU"/>
+        </w:rPr>
+        <w:t xml:space="preserve">#155. Философия как осмысление коллективного опыта человечества: «акты мышления» – это не только абстрактные концепции, но и действия, решения и события, через которые исторический процесс вторгается в жизнь отдельного человека; философия рождается не в уединении, а в неизбежно травматичном столкновении с социально-политическими реалиями, где каждая идея – это не только результат личных размышлений, но и отклик на вызовы эпохи; </w:t>
+      </w:r>
+    </w:p>
+    <w:p>
+      <w:pPr>
+        <w:rPr>
+          <w:lang w:val="ru-RU"/>
+        </w:rPr>
+      </w:pPr>
+      <w:r>
+        <w:rPr>
+          <w:lang w:val="ru-RU"/>
+        </w:rPr>
+        <w:t>#156. Парадокс Божественного: превращение христианства в государственную идеологию потребовало создания непротиворечивой картины мира (онтологии Боговоплощения), где Бог-Творец остаётся за пределами человеческого мышления; апофатическое богословие стало интеллектуальной стратегией мышления о немыслимом – как создание концептуального пространства, где Божественное раскрывается не через прямые утверждения, а через умолчания и парадоксы, указывающие за границы возможного познания;</w:t>
+      </w:r>
+    </w:p>
+    <w:p>
+      <w:pPr>
+        <w:rPr>
+          <w:lang w:val="ru-RU"/>
+        </w:rPr>
+      </w:pPr>
+      <w:r>
+        <w:rPr>
+          <w:lang w:val="ru-RU"/>
+        </w:rPr>
+        <w:t>#157. Ловушка модализма: модализм утверждает, что Бог существует как единое существо, проявляющееся в разных «модусах» (modus) или «масках» (пропосон) – Отца и Сына; попытка упростить парадокс Божественного до смены масок превращает Бога в актёра, а жертву Христа – в иллюзию (Тертуллиан); модализм разрушает саму суть оригинальной концепции о Христе, который не просто изображает страдание, но по-настоящему страдает и искупает человеческие грехи, проявляя жертвенную любовь (Агапе).</w:t>
+      </w:r>
+    </w:p>
+    <w:p>
+      <w:pPr>
+        <w:rPr>
+          <w:lang w:val="ru-RU"/>
+        </w:rPr>
+      </w:pPr>
+      <w:r>
+        <w:rPr>
+          <w:lang w:val="ru-RU"/>
+        </w:rPr>
+        <w:t>#158. Ловушка арианства: стремясь избежать политеизма, Арий опирается на аристотелевскую логику, согласно которой существуют «конкретные индивиды» («первая сущность»), образующие – при наличии сходных свойств – общую природу («вторая сущность»); поскольку Отец и Сын не могут выступать двумя «конкретными индивидами» («первая сущность» = Юпостасис), представляющими общую божественную сущность («вторая сущность» = Усия), – без превращения в двух отдельных богов (!), – Арий утверждает их различие по сущности: Отец – нерождённый (агенетос) и вечный, Сын – рождённый (генетос) и сотворённый; это позволяет сохранить монотеизм, но понижает статус Христа до «высшего творения» и умаляет принесённую им жертву;</w:t>
+      </w:r>
+    </w:p>
+    <w:p>
+      <w:pPr>
+        <w:rPr>
+          <w:lang w:val="ru-RU"/>
+        </w:rPr>
+      </w:pPr>
+      <w:r>
+        <w:rPr>
+          <w:lang w:val="ru-RU"/>
+        </w:rPr>
+        <w:t>#159. Революция Каппадокийцев: в своём ответе Евномию, лидеру радикального арианства, утверждавшему, что разные имена Бога («нерождённый» для Отца и «рождённый» для Сына) указывают на разные сущности, Каппадокийские Отцы показали, что смысл Имени не возникает из его непосредственной «привязки» к Сущности («механизм референции»), а возникает через отношение (схесис) Имён, выражающее их противопоставление («бинарная оппозиция»); «рождённый» (генетос) и «не-рождённый» (а-генетос) – это не абсолютные характеристики, а относительные термины, чьё взаимодействие может осуществляться в рамках одной и той же Сущности.</w:t>
+      </w:r>
+    </w:p>
+    <w:p>
+      <w:pPr>
         <w:pStyle w:val="Heading2"/>
-      </w:pPr>
-      <w:proofErr w:type="spellStart"/>
-      <w:r>
-        <w:t>Онтология</w:t>
-      </w:r>
-      <w:proofErr w:type="spellEnd"/>
-      <w:r>
-        <w:t xml:space="preserve"> </w:t>
-      </w:r>
-      <w:proofErr w:type="spellStart"/>
-      <w:r>
-        <w:t>христианства</w:t>
-      </w:r>
-      <w:proofErr w:type="spellEnd"/>
-    </w:p>
-    <w:p>
-      <w:pPr>
-        <w:rPr>
-          <w:rFonts w:ascii="Times New Roman" w:hAnsi="Times New Roman" w:cs="Times New Roman"/>
-          <w:sz w:val="24"/>
-          <w:szCs w:val="24"/>
+        <w:rPr>
+          <w:lang w:val="ru-RU"/>
+        </w:rPr>
+      </w:pPr>
+      <w:r>
+        <w:rPr>
+          <w:lang w:val="ru-RU"/>
+        </w:rPr>
+        <w:t>Онтология христианства</w:t>
+      </w:r>
+    </w:p>
+    <w:p>
+      <w:pPr>
+        <w:rPr>
+          <w:rFonts w:ascii="Times New Roman" w:hAnsi="Times New Roman" w:cs="Times New Roman"/>
+          <w:sz w:val="24"/>
+          <w:szCs w:val="24"/>
+          <w:lang w:val="ru-RU"/>
         </w:rPr>
       </w:pPr>
       <w:r>
@@ -113,6 +175,7 @@
           <w:szCs w:val="24"/>
           <w:lang w:val="ru-RU"/>
         </w:rPr>
+        <w:lastRenderedPageBreak/>
         <w:t xml:space="preserve">Альтернативная логика заключается в том, что </w:t>
       </w:r>
       <w:r>
@@ -159,49 +222,8 @@
           <w:szCs w:val="24"/>
           <w:lang w:val="ru-RU"/>
         </w:rPr>
-        <w:t>ἀπ</w:t>
-      </w:r>
-      <w:proofErr w:type="spellStart"/>
-      <w:r>
-        <w:rPr>
-          <w:rFonts w:ascii="Times New Roman" w:hAnsi="Times New Roman" w:cs="Times New Roman"/>
-          <w:sz w:val="24"/>
-          <w:szCs w:val="24"/>
-          <w:lang w:val="ru-RU"/>
-        </w:rPr>
-        <w:t>όφ</w:t>
-      </w:r>
-      <w:proofErr w:type="spellEnd"/>
-      <w:r>
-        <w:rPr>
-          <w:rFonts w:ascii="Times New Roman" w:hAnsi="Times New Roman" w:cs="Times New Roman"/>
-          <w:sz w:val="24"/>
-          <w:szCs w:val="24"/>
-          <w:lang w:val="ru-RU"/>
-        </w:rPr>
-        <w:t>α</w:t>
-      </w:r>
-      <w:proofErr w:type="spellStart"/>
-      <w:r>
-        <w:rPr>
-          <w:rFonts w:ascii="Times New Roman" w:hAnsi="Times New Roman" w:cs="Times New Roman"/>
-          <w:sz w:val="24"/>
-          <w:szCs w:val="24"/>
-          <w:lang w:val="ru-RU"/>
-        </w:rPr>
-        <w:t>σις</w:t>
-      </w:r>
-      <w:proofErr w:type="spellEnd"/>
-      <w:r>
-        <w:rPr>
-          <w:rFonts w:ascii="Times New Roman" w:hAnsi="Times New Roman" w:cs="Times New Roman"/>
-          <w:sz w:val="24"/>
-          <w:szCs w:val="24"/>
-          <w:lang w:val="ru-RU"/>
-        </w:rPr>
-        <w:t xml:space="preserve"> [</w:t>
-      </w:r>
-      <w:proofErr w:type="spellStart"/>
+        <w:t>ἀπόφασις [</w:t>
+      </w:r>
       <w:r>
         <w:rPr>
           <w:rFonts w:ascii="Times New Roman" w:hAnsi="Times New Roman" w:cs="Times New Roman"/>
@@ -214,7 +236,6 @@
         </w:rPr>
         <w:t>Апофазис</w:t>
       </w:r>
-      <w:proofErr w:type="spellEnd"/>
       <w:r>
         <w:rPr>
           <w:rFonts w:ascii="Times New Roman" w:hAnsi="Times New Roman" w:cs="Times New Roman"/>
@@ -241,6 +262,7 @@
           <w:rFonts w:ascii="Times New Roman" w:hAnsi="Times New Roman" w:cs="Times New Roman"/>
           <w:sz w:val="24"/>
           <w:szCs w:val="24"/>
+          <w:lang w:val="ru-RU"/>
         </w:rPr>
       </w:pPr>
       <w:r>
@@ -308,7 +330,6 @@
         </w:rPr>
         <w:t xml:space="preserve">ог один, а творец и Христос это лишь два разных его проявления; если бы бога было два, то это уже был бы политеизм (а точнее ересь, называющаяся </w:t>
       </w:r>
-      <w:proofErr w:type="spellStart"/>
       <w:r>
         <w:rPr>
           <w:rFonts w:ascii="Times New Roman" w:hAnsi="Times New Roman" w:cs="Times New Roman"/>
@@ -319,7 +340,6 @@
         </w:rPr>
         <w:t>модализмом</w:t>
       </w:r>
-      <w:proofErr w:type="spellEnd"/>
       <w:r>
         <w:rPr>
           <w:rFonts w:ascii="Times New Roman" w:hAnsi="Times New Roman" w:cs="Times New Roman"/>
@@ -349,7 +369,6 @@
         </w:rPr>
         <w:t xml:space="preserve">), поэтому эта версия никого не устраивает. Этот ответ не устроил </w:t>
       </w:r>
-      <w:proofErr w:type="spellStart"/>
       <w:r>
         <w:rPr>
           <w:rFonts w:ascii="Times New Roman" w:hAnsi="Times New Roman" w:cs="Times New Roman"/>
@@ -362,7 +381,6 @@
         </w:rPr>
         <w:t>Тертуиллиана</w:t>
       </w:r>
-      <w:proofErr w:type="spellEnd"/>
       <w:r>
         <w:rPr>
           <w:rFonts w:ascii="Times New Roman" w:hAnsi="Times New Roman" w:cs="Times New Roman"/>
@@ -449,7 +467,6 @@
           <w:lang w:val="ru-RU"/>
         </w:rPr>
       </w:pPr>
-      <w:proofErr w:type="spellStart"/>
       <w:r>
         <w:rPr>
           <w:rFonts w:ascii="Times New Roman" w:hAnsi="Times New Roman" w:cs="Times New Roman"/>
@@ -458,31 +475,8 @@
           <w:szCs w:val="24"/>
           <w:lang w:val="ru-RU"/>
         </w:rPr>
-        <w:t>Пратэ</w:t>
-      </w:r>
-      <w:proofErr w:type="spellEnd"/>
-      <w:r>
-        <w:rPr>
-          <w:rFonts w:ascii="Times New Roman" w:hAnsi="Times New Roman" w:cs="Times New Roman"/>
-          <w:i/>
-          <w:sz w:val="24"/>
-          <w:szCs w:val="24"/>
-          <w:lang w:val="ru-RU"/>
-        </w:rPr>
-        <w:t xml:space="preserve"> </w:t>
-      </w:r>
-      <w:proofErr w:type="spellStart"/>
-      <w:r>
-        <w:rPr>
-          <w:rFonts w:ascii="Times New Roman" w:hAnsi="Times New Roman" w:cs="Times New Roman"/>
-          <w:i/>
-          <w:sz w:val="24"/>
-          <w:szCs w:val="24"/>
-          <w:lang w:val="ru-RU"/>
-        </w:rPr>
-        <w:t>усия</w:t>
-      </w:r>
-      <w:proofErr w:type="spellEnd"/>
+        <w:t>Пратэ усия</w:t>
+      </w:r>
       <w:r>
         <w:rPr>
           <w:rFonts w:ascii="Times New Roman" w:hAnsi="Times New Roman" w:cs="Times New Roman"/>
@@ -514,9 +508,54 @@
           <w:szCs w:val="24"/>
           <w:lang w:val="ru-RU"/>
         </w:rPr>
-        <w:t xml:space="preserve">Дефтера </w:t>
-      </w:r>
-      <w:proofErr w:type="spellStart"/>
+        <w:t>Дефтера усия</w:t>
+      </w:r>
+      <w:r>
+        <w:rPr>
+          <w:rFonts w:ascii="Times New Roman" w:hAnsi="Times New Roman" w:cs="Times New Roman"/>
+          <w:sz w:val="24"/>
+          <w:szCs w:val="24"/>
+          <w:lang w:val="ru-RU"/>
+        </w:rPr>
+        <w:t xml:space="preserve"> (вторая сущность, обобщение, или род)</w:t>
+      </w:r>
+    </w:p>
+    <w:p>
+      <w:pPr>
+        <w:rPr>
+          <w:rFonts w:ascii="Times New Roman" w:hAnsi="Times New Roman" w:cs="Times New Roman"/>
+          <w:sz w:val="24"/>
+          <w:szCs w:val="24"/>
+          <w:lang w:val="ru-RU"/>
+        </w:rPr>
+      </w:pPr>
+      <w:r>
+        <w:rPr>
+          <w:rFonts w:ascii="Times New Roman" w:hAnsi="Times New Roman" w:cs="Times New Roman"/>
+          <w:sz w:val="24"/>
+          <w:szCs w:val="24"/>
+          <w:lang w:val="ru-RU"/>
+        </w:rPr>
+        <w:t>говор</w:t>
+      </w:r>
+      <w:r>
+        <w:rPr>
+          <w:rFonts w:ascii="Times New Roman" w:hAnsi="Times New Roman" w:cs="Times New Roman"/>
+          <w:sz w:val="24"/>
+          <w:szCs w:val="24"/>
+          <w:lang w:val="ru-RU"/>
+        </w:rPr>
+        <w:t>я</w:t>
+      </w:r>
+      <w:r>
+        <w:rPr>
+          <w:rFonts w:ascii="Times New Roman" w:hAnsi="Times New Roman" w:cs="Times New Roman"/>
+          <w:sz w:val="24"/>
+          <w:szCs w:val="24"/>
+          <w:lang w:val="ru-RU"/>
+        </w:rPr>
+        <w:t xml:space="preserve">, что строго аристотелевского решения задачи нет, потому что если два вида бог-отец и бог-сын входят в общее множество «бог», то это явный политеизм; во-первых, богословы заменили аристотелевские термины на </w:t>
+      </w:r>
       <w:r>
         <w:rPr>
           <w:rFonts w:ascii="Times New Roman" w:hAnsi="Times New Roman" w:cs="Times New Roman"/>
@@ -527,54 +566,15 @@
         </w:rPr>
         <w:t>усия</w:t>
       </w:r>
-      <w:proofErr w:type="spellEnd"/>
-      <w:r>
-        <w:rPr>
-          <w:rFonts w:ascii="Times New Roman" w:hAnsi="Times New Roman" w:cs="Times New Roman"/>
-          <w:sz w:val="24"/>
-          <w:szCs w:val="24"/>
-          <w:lang w:val="ru-RU"/>
-        </w:rPr>
-        <w:t xml:space="preserve"> (вторая сущность, обобщение, или род)</w:t>
-      </w:r>
-    </w:p>
-    <w:p>
-      <w:pPr>
-        <w:rPr>
-          <w:rFonts w:ascii="Times New Roman" w:hAnsi="Times New Roman" w:cs="Times New Roman"/>
-          <w:sz w:val="24"/>
-          <w:szCs w:val="24"/>
-          <w:lang w:val="ru-RU"/>
-        </w:rPr>
-      </w:pPr>
-      <w:r>
-        <w:rPr>
-          <w:rFonts w:ascii="Times New Roman" w:hAnsi="Times New Roman" w:cs="Times New Roman"/>
-          <w:sz w:val="24"/>
-          <w:szCs w:val="24"/>
-          <w:lang w:val="ru-RU"/>
-        </w:rPr>
-        <w:t>говор</w:t>
-      </w:r>
-      <w:r>
-        <w:rPr>
-          <w:rFonts w:ascii="Times New Roman" w:hAnsi="Times New Roman" w:cs="Times New Roman"/>
-          <w:sz w:val="24"/>
-          <w:szCs w:val="24"/>
-          <w:lang w:val="ru-RU"/>
-        </w:rPr>
-        <w:t>я</w:t>
-      </w:r>
-      <w:r>
-        <w:rPr>
-          <w:rFonts w:ascii="Times New Roman" w:hAnsi="Times New Roman" w:cs="Times New Roman"/>
-          <w:sz w:val="24"/>
-          <w:szCs w:val="24"/>
-          <w:lang w:val="ru-RU"/>
-        </w:rPr>
-        <w:t xml:space="preserve">, что строго аристотелевского решения задачи нет, потому что если два вида бог-отец и бог-сын входят в общее множество «бог», то это явный политеизм; во-первых, богословы заменили аристотелевские термины на </w:t>
-      </w:r>
-      <w:proofErr w:type="spellStart"/>
+      <w:r>
+        <w:rPr>
+          <w:rFonts w:ascii="Times New Roman" w:hAnsi="Times New Roman" w:cs="Times New Roman"/>
+          <w:sz w:val="24"/>
+          <w:szCs w:val="24"/>
+          <w:lang w:val="ru-RU"/>
+        </w:rPr>
+        <w:t xml:space="preserve"> (вторая сущность) и </w:t>
+      </w:r>
       <w:r>
         <w:rPr>
           <w:rFonts w:ascii="Times New Roman" w:hAnsi="Times New Roman" w:cs="Times New Roman"/>
@@ -583,30 +583,8 @@
           <w:szCs w:val="24"/>
           <w:lang w:val="ru-RU"/>
         </w:rPr>
-        <w:t>усия</w:t>
-      </w:r>
-      <w:proofErr w:type="spellEnd"/>
-      <w:r>
-        <w:rPr>
-          <w:rFonts w:ascii="Times New Roman" w:hAnsi="Times New Roman" w:cs="Times New Roman"/>
-          <w:sz w:val="24"/>
-          <w:szCs w:val="24"/>
-          <w:lang w:val="ru-RU"/>
-        </w:rPr>
-        <w:t xml:space="preserve"> (вторая сущность) и </w:t>
-      </w:r>
-      <w:proofErr w:type="spellStart"/>
-      <w:r>
-        <w:rPr>
-          <w:rFonts w:ascii="Times New Roman" w:hAnsi="Times New Roman" w:cs="Times New Roman"/>
-          <w:i/>
-          <w:sz w:val="24"/>
-          <w:szCs w:val="24"/>
-          <w:lang w:val="ru-RU"/>
-        </w:rPr>
         <w:t>юпостасис</w:t>
       </w:r>
-      <w:proofErr w:type="spellEnd"/>
       <w:r>
         <w:rPr>
           <w:rFonts w:ascii="Times New Roman" w:hAnsi="Times New Roman" w:cs="Times New Roman"/>
@@ -616,7 +594,6 @@
         </w:rPr>
         <w:t xml:space="preserve"> (первая сущность; на заре появления этого понятия в него не вкладывается смысл личности); во-вторых, решение задачи кроется в том, что </w:t>
       </w:r>
-      <w:proofErr w:type="spellStart"/>
       <w:r>
         <w:rPr>
           <w:rFonts w:ascii="Times New Roman" w:hAnsi="Times New Roman" w:cs="Times New Roman"/>
@@ -628,7 +605,6 @@
         </w:rPr>
         <w:t>усия</w:t>
       </w:r>
-      <w:proofErr w:type="spellEnd"/>
       <w:r>
         <w:rPr>
           <w:rFonts w:ascii="Times New Roman" w:hAnsi="Times New Roman" w:cs="Times New Roman"/>
@@ -638,7 +614,6 @@
         </w:rPr>
         <w:t xml:space="preserve"> бога совпадает с </w:t>
       </w:r>
-      <w:proofErr w:type="spellStart"/>
       <w:r>
         <w:rPr>
           <w:rFonts w:ascii="Times New Roman" w:hAnsi="Times New Roman" w:cs="Times New Roman"/>
@@ -650,7 +625,6 @@
         </w:rPr>
         <w:t>юпостасисом</w:t>
       </w:r>
-      <w:proofErr w:type="spellEnd"/>
       <w:r>
         <w:rPr>
           <w:rFonts w:ascii="Times New Roman" w:hAnsi="Times New Roman" w:cs="Times New Roman"/>
@@ -660,7 +634,6 @@
         </w:rPr>
         <w:t xml:space="preserve"> (род с видом, первая сущность со второй), но это все еще не объясняет того, что бога два; в-третьих, два бога — это два разных </w:t>
       </w:r>
-      <w:proofErr w:type="spellStart"/>
       <w:r>
         <w:rPr>
           <w:rFonts w:ascii="Times New Roman" w:hAnsi="Times New Roman" w:cs="Times New Roman"/>
@@ -672,7 +645,6 @@
         </w:rPr>
         <w:t>юпостасиса</w:t>
       </w:r>
-      <w:proofErr w:type="spellEnd"/>
       <w:r>
         <w:rPr>
           <w:rFonts w:ascii="Times New Roman" w:hAnsi="Times New Roman" w:cs="Times New Roman"/>
@@ -682,7 +654,6 @@
         </w:rPr>
         <w:t xml:space="preserve">, совпадающих с двумя разными </w:t>
       </w:r>
-      <w:proofErr w:type="spellStart"/>
       <w:r>
         <w:rPr>
           <w:rFonts w:ascii="Times New Roman" w:hAnsi="Times New Roman" w:cs="Times New Roman"/>
@@ -694,97 +665,47 @@
         </w:rPr>
         <w:t>усиями</w:t>
       </w:r>
-      <w:proofErr w:type="spellEnd"/>
-      <w:r>
-        <w:rPr>
-          <w:rFonts w:ascii="Times New Roman" w:hAnsi="Times New Roman" w:cs="Times New Roman"/>
-          <w:sz w:val="24"/>
-          <w:szCs w:val="24"/>
-          <w:lang w:val="ru-RU"/>
-        </w:rPr>
-        <w:t xml:space="preserve">. Отличие от политеизма в том, что у бога две разных сущности: бог </w:t>
-      </w:r>
-      <w:r>
-        <w:rPr>
-          <w:rFonts w:ascii="Times New Roman" w:hAnsi="Times New Roman" w:cs="Times New Roman"/>
-          <w:sz w:val="24"/>
-          <w:szCs w:val="24"/>
+      <w:r>
+        <w:rPr>
+          <w:rFonts w:ascii="Times New Roman" w:hAnsi="Times New Roman" w:cs="Times New Roman"/>
+          <w:sz w:val="24"/>
+          <w:szCs w:val="24"/>
+          <w:lang w:val="ru-RU"/>
+        </w:rPr>
+        <w:t xml:space="preserve">. Отличие от политеизма в том, что у бога две разных сущности: бог рожденный (Христос) и бог нерожденный (творец). При этом бог-отец первичен, а бог-сын вторичен и был создан богом-отцом как первое его творение (тут уже можно подметить некое вынужденное разрушение логики в рассуждениях, о котором говорилось в начале лекции). Такой концепции придерживались три императора. Никейский собор 325 года — это антиарианский протест, вызванный все тем же противоречием: что делать с жертвой Христа, которая снова находится под вопросом? Ведь получается, что бог-отец принес в жертву не себя. Большая группа никейцев выступает за то, что арианская концепция умаляет жертву Христа и борются за единосущего бога, утверждая, что </w:t>
+      </w:r>
+      <w:r>
+        <w:rPr>
+          <w:rFonts w:ascii="Times New Roman" w:hAnsi="Times New Roman" w:cs="Times New Roman"/>
+          <w:i/>
+          <w:sz w:val="24"/>
+          <w:szCs w:val="24"/>
+          <w:lang w:val="ru-RU"/>
+        </w:rPr>
+        <w:t>бог и один, и его два</w:t>
+      </w:r>
+      <w:r>
+        <w:rPr>
+          <w:rFonts w:ascii="Times New Roman" w:hAnsi="Times New Roman" w:cs="Times New Roman"/>
+          <w:sz w:val="24"/>
+          <w:szCs w:val="24"/>
+          <w:lang w:val="ru-RU"/>
+        </w:rPr>
+        <w:t>.</w:t>
+      </w:r>
+    </w:p>
+    <w:p>
+      <w:pPr>
+        <w:pStyle w:val="Heading3"/>
+        <w:rPr>
+          <w:lang w:val="ru-RU"/>
+        </w:rPr>
+      </w:pPr>
+      <w:r>
+        <w:rPr>
           <w:lang w:val="ru-RU"/>
         </w:rPr>
         <w:lastRenderedPageBreak/>
-        <w:t xml:space="preserve">рожденный (Христос) и бог нерожденный (творец). При этом бог-отец первичен, а бог-сын вторичен и был создан богом-отцом как первое его творение (тут уже можно подметить некое вынужденное разрушение логики в рассуждениях, о котором говорилось в начале лекции). Такой концепции придерживались три императора. Никейский собор 325 года — это </w:t>
-      </w:r>
-      <w:proofErr w:type="spellStart"/>
-      <w:r>
-        <w:rPr>
-          <w:rFonts w:ascii="Times New Roman" w:hAnsi="Times New Roman" w:cs="Times New Roman"/>
-          <w:sz w:val="24"/>
-          <w:szCs w:val="24"/>
-          <w:lang w:val="ru-RU"/>
-        </w:rPr>
-        <w:t>антиарианский</w:t>
-      </w:r>
-      <w:proofErr w:type="spellEnd"/>
-      <w:r>
-        <w:rPr>
-          <w:rFonts w:ascii="Times New Roman" w:hAnsi="Times New Roman" w:cs="Times New Roman"/>
-          <w:sz w:val="24"/>
-          <w:szCs w:val="24"/>
-          <w:lang w:val="ru-RU"/>
-        </w:rPr>
-        <w:t xml:space="preserve"> протест, вызванный все тем же противоречием: что делать с жертвой Христа, которая снова находится под вопросом? Ведь получается, что бог-отец принес в жертву не себя. Большая группа </w:t>
-      </w:r>
-      <w:proofErr w:type="spellStart"/>
-      <w:r>
-        <w:rPr>
-          <w:rFonts w:ascii="Times New Roman" w:hAnsi="Times New Roman" w:cs="Times New Roman"/>
-          <w:sz w:val="24"/>
-          <w:szCs w:val="24"/>
-          <w:lang w:val="ru-RU"/>
-        </w:rPr>
-        <w:t>никейцев</w:t>
-      </w:r>
-      <w:proofErr w:type="spellEnd"/>
-      <w:r>
-        <w:rPr>
-          <w:rFonts w:ascii="Times New Roman" w:hAnsi="Times New Roman" w:cs="Times New Roman"/>
-          <w:sz w:val="24"/>
-          <w:szCs w:val="24"/>
-          <w:lang w:val="ru-RU"/>
-        </w:rPr>
-        <w:t xml:space="preserve"> выступает за то, что арианская концепция умаляет жертву Христа и борются за единосущего бога, утверждая, что </w:t>
-      </w:r>
-      <w:r>
-        <w:rPr>
-          <w:rFonts w:ascii="Times New Roman" w:hAnsi="Times New Roman" w:cs="Times New Roman"/>
-          <w:i/>
-          <w:sz w:val="24"/>
-          <w:szCs w:val="24"/>
-          <w:lang w:val="ru-RU"/>
-        </w:rPr>
-        <w:t>бог и один, и его два</w:t>
-      </w:r>
-      <w:r>
-        <w:rPr>
-          <w:rFonts w:ascii="Times New Roman" w:hAnsi="Times New Roman" w:cs="Times New Roman"/>
-          <w:sz w:val="24"/>
-          <w:szCs w:val="24"/>
-          <w:lang w:val="ru-RU"/>
-        </w:rPr>
-        <w:t>.</w:t>
-      </w:r>
-    </w:p>
-    <w:p>
-      <w:pPr>
-        <w:pStyle w:val="Heading3"/>
-        <w:rPr>
-          <w:lang w:val="ru-RU"/>
-        </w:rPr>
-      </w:pPr>
-      <w:r>
-        <w:rPr>
-          <w:lang w:val="ru-RU"/>
-        </w:rPr>
         <w:t>3 ответ</w:t>
       </w:r>
       <w:r>
@@ -793,7 +714,6 @@
         </w:rPr>
         <w:t xml:space="preserve"> — </w:t>
       </w:r>
-      <w:proofErr w:type="spellStart"/>
       <w:r>
         <w:rPr>
           <w:lang w:val="ru-RU"/>
@@ -804,14 +724,7 @@
         <w:rPr>
           <w:lang w:val="ru-RU"/>
         </w:rPr>
-        <w:t>аппадокийцы</w:t>
-      </w:r>
-      <w:proofErr w:type="spellEnd"/>
-      <w:r>
-        <w:rPr>
-          <w:lang w:val="ru-RU"/>
-        </w:rPr>
-        <w:t xml:space="preserve"> </w:t>
+        <w:t xml:space="preserve">аппадокийцы </w:t>
       </w:r>
     </w:p>
     <w:p>
@@ -886,27 +799,7 @@
           <w:szCs w:val="24"/>
           <w:lang w:val="ru-RU"/>
         </w:rPr>
-        <w:t xml:space="preserve"> предопределили образ будущего христианства в 60-70гг 4 века. Противостоя </w:t>
-      </w:r>
-      <w:proofErr w:type="spellStart"/>
-      <w:r>
-        <w:rPr>
-          <w:rFonts w:ascii="Times New Roman" w:hAnsi="Times New Roman" w:cs="Times New Roman"/>
-          <w:sz w:val="24"/>
-          <w:szCs w:val="24"/>
-          <w:lang w:val="ru-RU"/>
-        </w:rPr>
-        <w:t>Арианцам</w:t>
-      </w:r>
-      <w:proofErr w:type="spellEnd"/>
-      <w:r>
-        <w:rPr>
-          <w:rFonts w:ascii="Times New Roman" w:hAnsi="Times New Roman" w:cs="Times New Roman"/>
-          <w:sz w:val="24"/>
-          <w:szCs w:val="24"/>
-          <w:lang w:val="ru-RU"/>
-        </w:rPr>
-        <w:t xml:space="preserve">, они нашли новый способ объяснения того, как уместить двух богов в монотеизме, но для ее проведения была необходима подготовительная операция — </w:t>
+        <w:t xml:space="preserve"> предопределили образ будущего христианства в 60-70гг 4 века. Противостоя Арианцам, они нашли новый способ объяснения того, как уместить двух богов в монотеизме, но для ее проведения была необходима подготовительная операция — </w:t>
       </w:r>
       <w:r>
         <w:rPr>
@@ -945,19 +838,8 @@
           <w:szCs w:val="24"/>
           <w:lang w:val="ru-RU"/>
         </w:rPr>
-        <w:t xml:space="preserve"> 20 века), осуществленная в труде Василия Великого «против </w:t>
-      </w:r>
-      <w:proofErr w:type="spellStart"/>
-      <w:r>
-        <w:rPr>
-          <w:rFonts w:ascii="Times New Roman" w:hAnsi="Times New Roman" w:cs="Times New Roman"/>
-          <w:sz w:val="24"/>
-          <w:szCs w:val="24"/>
-          <w:lang w:val="ru-RU"/>
-        </w:rPr>
-        <w:t>Евномия»</w:t>
-      </w:r>
-      <w:proofErr w:type="spellEnd"/>
+        <w:t xml:space="preserve"> 20 века), осуществленная в труде Василия Великого «против Евномия»</w:t>
+      </w:r>
       <w:r>
         <w:rPr>
           <w:rFonts w:ascii="Times New Roman" w:hAnsi="Times New Roman" w:cs="Times New Roman"/>
@@ -967,84 +849,33 @@
         </w:rPr>
         <w:t xml:space="preserve">. </w:t>
       </w:r>
-      <w:proofErr w:type="spellStart"/>
-      <w:r>
-        <w:rPr>
-          <w:rFonts w:ascii="Times New Roman" w:hAnsi="Times New Roman" w:cs="Times New Roman"/>
-          <w:sz w:val="24"/>
-          <w:szCs w:val="24"/>
-          <w:lang w:val="ru-RU"/>
-        </w:rPr>
-        <w:t>Евномий</w:t>
-      </w:r>
-      <w:proofErr w:type="spellEnd"/>
-      <w:r>
-        <w:rPr>
-          <w:rFonts w:ascii="Times New Roman" w:hAnsi="Times New Roman" w:cs="Times New Roman"/>
-          <w:sz w:val="24"/>
-          <w:szCs w:val="24"/>
-          <w:lang w:val="ru-RU"/>
-        </w:rPr>
-        <w:t xml:space="preserve"> был радикальным </w:t>
-      </w:r>
-      <w:proofErr w:type="spellStart"/>
-      <w:r>
-        <w:rPr>
-          <w:rFonts w:ascii="Times New Roman" w:hAnsi="Times New Roman" w:cs="Times New Roman"/>
-          <w:sz w:val="24"/>
-          <w:szCs w:val="24"/>
-          <w:lang w:val="ru-RU"/>
-        </w:rPr>
-        <w:t>арианцем</w:t>
-      </w:r>
-      <w:proofErr w:type="spellEnd"/>
-      <w:r>
-        <w:rPr>
-          <w:rFonts w:ascii="Times New Roman" w:hAnsi="Times New Roman" w:cs="Times New Roman"/>
-          <w:sz w:val="24"/>
-          <w:szCs w:val="24"/>
-          <w:lang w:val="ru-RU"/>
-        </w:rPr>
-        <w:t xml:space="preserve"> и утверждал, что если для бога-отца и бога-сына есть два разных имени, значит они отсылают к двум разным сущностям, иными словами, когда речь идёт о боге, то между именем и сущностью имеется жесткая связка.</w:t>
-      </w:r>
-    </w:p>
-    <w:p>
-      <w:pPr>
-        <w:rPr>
-          <w:rFonts w:ascii="Times New Roman" w:hAnsi="Times New Roman" w:cs="Times New Roman"/>
-          <w:sz w:val="24"/>
-          <w:szCs w:val="24"/>
-          <w:lang w:val="ru-RU"/>
-        </w:rPr>
-      </w:pPr>
-      <w:r>
-        <w:rPr>
-          <w:rFonts w:ascii="Times New Roman" w:hAnsi="Times New Roman" w:cs="Times New Roman"/>
-          <w:sz w:val="24"/>
-          <w:szCs w:val="24"/>
-          <w:lang w:val="ru-RU"/>
-        </w:rPr>
-        <w:t xml:space="preserve">По </w:t>
-      </w:r>
-      <w:proofErr w:type="spellStart"/>
-      <w:r>
-        <w:rPr>
-          <w:rFonts w:ascii="Times New Roman" w:hAnsi="Times New Roman" w:cs="Times New Roman"/>
-          <w:sz w:val="24"/>
-          <w:szCs w:val="24"/>
-          <w:lang w:val="ru-RU"/>
-        </w:rPr>
-        <w:t>Евномию</w:t>
-      </w:r>
-      <w:proofErr w:type="spellEnd"/>
-      <w:r>
-        <w:rPr>
-          <w:rFonts w:ascii="Times New Roman" w:hAnsi="Times New Roman" w:cs="Times New Roman"/>
-          <w:sz w:val="24"/>
-          <w:szCs w:val="24"/>
-          <w:lang w:val="ru-RU"/>
-        </w:rPr>
-        <w:t xml:space="preserve"> было</w:t>
+      <w:r>
+        <w:rPr>
+          <w:rFonts w:ascii="Times New Roman" w:hAnsi="Times New Roman" w:cs="Times New Roman"/>
+          <w:sz w:val="24"/>
+          <w:szCs w:val="24"/>
+          <w:lang w:val="ru-RU"/>
+        </w:rPr>
+        <w:t>Евномий был радикальным арианцем и утверждал, что если для бога-отца и бога-сына есть два разных имени, значит они отсылают к двум разным сущностям, иными словами, когда речь идёт о боге, то между именем и сущностью имеется жесткая связка.</w:t>
+      </w:r>
+    </w:p>
+    <w:p>
+      <w:pPr>
+        <w:rPr>
+          <w:rFonts w:ascii="Times New Roman" w:hAnsi="Times New Roman" w:cs="Times New Roman"/>
+          <w:sz w:val="24"/>
+          <w:szCs w:val="24"/>
+          <w:lang w:val="ru-RU"/>
+        </w:rPr>
+      </w:pPr>
+      <w:r>
+        <w:rPr>
+          <w:rFonts w:ascii="Times New Roman" w:hAnsi="Times New Roman" w:cs="Times New Roman"/>
+          <w:sz w:val="24"/>
+          <w:szCs w:val="24"/>
+          <w:lang w:val="ru-RU"/>
+        </w:rPr>
+        <w:t>По Евномию было</w:t>
       </w:r>
       <w:r>
         <w:rPr>
@@ -1186,47 +1017,16 @@
           <w:szCs w:val="24"/>
           <w:lang w:val="ru-RU"/>
         </w:rPr>
-        <w:t xml:space="preserve">Не-рожденного и рожденного Бога можно мыслить в пределах одной сущности, потому что эти термины не имеют два разных смысла (у </w:t>
-      </w:r>
-      <w:proofErr w:type="spellStart"/>
-      <w:r>
-        <w:rPr>
-          <w:rFonts w:ascii="Times New Roman" w:hAnsi="Times New Roman" w:cs="Times New Roman"/>
-          <w:sz w:val="24"/>
-          <w:szCs w:val="24"/>
-          <w:lang w:val="ru-RU"/>
-        </w:rPr>
-        <w:t>Евномия</w:t>
-      </w:r>
-      <w:proofErr w:type="spellEnd"/>
-      <w:r>
-        <w:rPr>
-          <w:rFonts w:ascii="Times New Roman" w:hAnsi="Times New Roman" w:cs="Times New Roman"/>
-          <w:sz w:val="24"/>
-          <w:szCs w:val="24"/>
-          <w:lang w:val="ru-RU"/>
-        </w:rPr>
-        <w:t xml:space="preserve"> это были бы два разных смысла </w:t>
-      </w:r>
-      <w:proofErr w:type="spellStart"/>
-      <w:r>
-        <w:rPr>
-          <w:rFonts w:ascii="Times New Roman" w:hAnsi="Times New Roman" w:cs="Times New Roman"/>
-          <w:sz w:val="24"/>
-          <w:szCs w:val="24"/>
-          <w:lang w:val="ru-RU"/>
-        </w:rPr>
-        <w:t>тк</w:t>
-      </w:r>
-      <w:proofErr w:type="spellEnd"/>
-      <w:r>
-        <w:rPr>
-          <w:rFonts w:ascii="Times New Roman" w:hAnsi="Times New Roman" w:cs="Times New Roman"/>
-          <w:sz w:val="24"/>
-          <w:szCs w:val="24"/>
-          <w:lang w:val="ru-RU"/>
-        </w:rPr>
-        <w:t xml:space="preserve"> есть два разных имени), потому что оба термина имеют относительный характер; смысл этих имен существует только в отношении</w:t>
+        <w:t>Не-рожденного и рожденного Бога можно мыслить в пределах одной сущности, потому что эти термины не имеют два разных смысла (у Евномия это были бы два разных смысла тк есть два разных имени), потому что оба термина имеют относительный характер; смысл этих имен существует только в отношении</w:t>
+      </w:r>
+      <w:r>
+        <w:rPr>
+          <w:rFonts w:ascii="Times New Roman" w:hAnsi="Times New Roman" w:cs="Times New Roman"/>
+          <w:sz w:val="24"/>
+          <w:szCs w:val="24"/>
+          <w:lang w:val="ru-RU"/>
+        </w:rPr>
+        <w:t xml:space="preserve"> σχέσις</w:t>
       </w:r>
       <w:r>
         <w:rPr>
@@ -1237,26 +1037,6 @@
         </w:rPr>
         <w:t xml:space="preserve"> </w:t>
       </w:r>
-      <w:proofErr w:type="spellStart"/>
-      <w:r>
-        <w:rPr>
-          <w:rFonts w:ascii="Times New Roman" w:hAnsi="Times New Roman" w:cs="Times New Roman"/>
-          <w:sz w:val="24"/>
-          <w:szCs w:val="24"/>
-          <w:lang w:val="ru-RU"/>
-        </w:rPr>
-        <w:t>σχέσις</w:t>
-      </w:r>
-      <w:proofErr w:type="spellEnd"/>
-      <w:r>
-        <w:rPr>
-          <w:rFonts w:ascii="Times New Roman" w:hAnsi="Times New Roman" w:cs="Times New Roman"/>
-          <w:sz w:val="24"/>
-          <w:szCs w:val="24"/>
-          <w:lang w:val="ru-RU"/>
-        </w:rPr>
-        <w:t xml:space="preserve"> </w:t>
-      </w:r>
       <w:r>
         <w:rPr>
           <w:rFonts w:ascii="Times New Roman" w:hAnsi="Times New Roman" w:cs="Times New Roman"/>
@@ -1266,7 +1046,6 @@
         </w:rPr>
         <w:t>[</w:t>
       </w:r>
-      <w:proofErr w:type="spellStart"/>
       <w:r>
         <w:rPr>
           <w:rFonts w:ascii="Times New Roman" w:hAnsi="Times New Roman" w:cs="Times New Roman"/>
@@ -1279,7 +1058,6 @@
         </w:rPr>
         <w:t>схесис</w:t>
       </w:r>
-      <w:proofErr w:type="spellEnd"/>
       <w:r>
         <w:rPr>
           <w:rFonts w:ascii="Times New Roman" w:hAnsi="Times New Roman" w:cs="Times New Roman"/>
@@ -1303,6 +1081,7 @@
           <w:rFonts w:ascii="Times New Roman" w:hAnsi="Times New Roman" w:cs="Times New Roman"/>
           <w:sz w:val="24"/>
           <w:szCs w:val="24"/>
+          <w:lang w:val="ru-RU"/>
         </w:rPr>
         <w:t>:</w:t>
       </w:r>
@@ -1410,7 +1189,6 @@
         </w:rPr>
         <w:t xml:space="preserve">Чтобы правильно воспринять бинарную оппозицию недостаточно двух элементов. Всегда необходим третий элемент (о чем также говорит структурная лингвистика) — контекст (также </w:t>
       </w:r>
-      <w:proofErr w:type="spellStart"/>
       <w:r>
         <w:rPr>
           <w:rFonts w:ascii="Times New Roman" w:hAnsi="Times New Roman" w:cs="Times New Roman"/>
@@ -1421,7 +1199,6 @@
         </w:rPr>
         <w:t>схесис</w:t>
       </w:r>
-      <w:proofErr w:type="spellEnd"/>
       <w:r>
         <w:rPr>
           <w:rFonts w:ascii="Times New Roman" w:hAnsi="Times New Roman" w:cs="Times New Roman"/>
@@ -1448,17 +1225,7 @@
           <w:szCs w:val="24"/>
           <w:lang w:val="ru-RU"/>
         </w:rPr>
-        <w:t xml:space="preserve"> в этой схеме, в отличии от количества имен, одна. Стоит отметить, что </w:t>
-      </w:r>
-      <w:proofErr w:type="spellStart"/>
-      <w:r>
-        <w:rPr>
-          <w:rFonts w:ascii="Times New Roman" w:hAnsi="Times New Roman" w:cs="Times New Roman"/>
-          <w:sz w:val="24"/>
-          <w:szCs w:val="24"/>
-          <w:lang w:val="ru-RU"/>
-        </w:rPr>
-        <w:t>капп</w:t>
+        <w:t xml:space="preserve"> в этой схеме, в отличии от количества имен, одна. Стоит отметить, что капп</w:t>
       </w:r>
       <w:r>
         <w:rPr>
@@ -1476,19 +1243,8 @@
           <w:szCs w:val="24"/>
           <w:lang w:val="ru-RU"/>
         </w:rPr>
-        <w:t>докийцы</w:t>
-      </w:r>
-      <w:proofErr w:type="spellEnd"/>
-      <w:r>
-        <w:rPr>
-          <w:rFonts w:ascii="Times New Roman" w:hAnsi="Times New Roman" w:cs="Times New Roman"/>
-          <w:sz w:val="24"/>
-          <w:szCs w:val="24"/>
-          <w:lang w:val="ru-RU"/>
-        </w:rPr>
-        <w:t xml:space="preserve"> использовали эту схему только для понятия бога. Более светским вариантом таких рассуждений является «Алиса в стране чудес». Все разговоры там происходят в пространстве </w:t>
-      </w:r>
-      <w:proofErr w:type="spellStart"/>
+        <w:t xml:space="preserve">докийцы использовали эту схему только для понятия бога. Более светским вариантом таких рассуждений является «Алиса в стране чудес». Все разговоры там происходят в пространстве </w:t>
+      </w:r>
       <w:r>
         <w:rPr>
           <w:rFonts w:ascii="Times New Roman" w:hAnsi="Times New Roman" w:cs="Times New Roman"/>
@@ -1499,25 +1255,14 @@
         </w:rPr>
         <w:t>схесиса</w:t>
       </w:r>
-      <w:proofErr w:type="spellEnd"/>
-      <w:r>
-        <w:rPr>
-          <w:rFonts w:ascii="Times New Roman" w:hAnsi="Times New Roman" w:cs="Times New Roman"/>
-          <w:sz w:val="24"/>
-          <w:szCs w:val="24"/>
-          <w:lang w:val="ru-RU"/>
-        </w:rPr>
-        <w:t xml:space="preserve">; каждое имя там является отсылкой к другому имени; контекстом </w:t>
-      </w:r>
-      <w:r>
-        <w:rPr>
-          <w:rFonts w:ascii="Times New Roman" w:hAnsi="Times New Roman" w:cs="Times New Roman"/>
-          <w:sz w:val="24"/>
-          <w:szCs w:val="24"/>
-          <w:lang w:val="ru-RU"/>
-        </w:rPr>
-        <w:lastRenderedPageBreak/>
-        <w:t>будет являться сам язык. Позднее такой режим мышления будет называться «внутренний режим означающего».</w:t>
+      <w:r>
+        <w:rPr>
+          <w:rFonts w:ascii="Times New Roman" w:hAnsi="Times New Roman" w:cs="Times New Roman"/>
+          <w:sz w:val="24"/>
+          <w:szCs w:val="24"/>
+          <w:lang w:val="ru-RU"/>
+        </w:rPr>
+        <w:t>; каждое имя там является отсылкой к другому имени; контекстом будет являться сам язык. Позднее такой режим мышления будет называться «внутренний режим означающего».</w:t>
       </w:r>
     </w:p>
     <w:p>
